--- a/dist/BO_NOP_HOAN_CHINH_2026-06/3_luan_an_chuong_phu_luc/04_references_apa7.docx
+++ b/dist/BO_NOP_HOAN_CHINH_2026-06/3_luan_an_chuong_phu_luc/04_references_apa7.docx
@@ -2,32 +2,6 @@
 <file path=word/document.xml><?xml version="1.0" encoding="utf-8"?>
 <w:document xmlns:w="http://schemas.openxmlformats.org/wordprocessingml/2006/main" xmlns:m="http://schemas.openxmlformats.org/officeDocument/2006/math" xmlns:r="http://schemas.openxmlformats.org/officeDocument/2006/relationships" xmlns:o="urn:schemas-microsoft-com:office:office" xmlns:v="urn:schemas-microsoft-com:vml" xmlns:w10="urn:schemas-microsoft-com:office:word" xmlns:a="http://schemas.openxmlformats.org/drawingml/2006/main" xmlns:pic="http://schemas.openxmlformats.org/drawingml/2006/picture" xmlns:wp="http://schemas.openxmlformats.org/drawingml/2006/wordprocessingDrawing">
   <w:body>
-    <w:sdt>
-      <w:sdtPr>
-        <w:docPartObj>
-          <w:docPartGallery w:val="Table of Contents"/>
-          <w:docPartUnique/>
-        </w:docPartObj>
-      </w:sdtPr>
-      <w:sdtContent>
-        <w:p>
-          <w:pPr>
-            <w:pStyle w:val="TOCHeading"/>
-          </w:pPr>
-          <w:r>
-            <w:t xml:space="preserve">Table of Contents</w:t>
-          </w:r>
-        </w:p>
-        <w:p>
-          <w:r>
-            <w:fldChar w:fldCharType="begin" w:dirty="true"/>
-            <w:instrText xml:space="preserve">TOC \o "1-3" \h \z \u</w:instrText>
-            <w:fldChar w:fldCharType="separate"/>
-            <w:fldChar w:fldCharType="end"/>
-          </w:r>
-        </w:p>
-      </w:sdtContent>
-    </w:sdt>
     <w:bookmarkStart w:id="20" w:name="tài-liệu-tham-khảo"/>
     <w:p>
       <w:pPr>
@@ -1967,6 +1941,27 @@
         <w:pStyle w:val="BodyText"/>
       </w:pPr>
       <w:r>
+        <w:t xml:space="preserve">Contractor, F. J., Kundu, S. K., &amp; Hsu, C.-C. (2003). A three-stage theory of international expansion: The link between multinationality and performance in the service sector.</w:t>
+      </w:r>
+      <w:r>
+        <w:t xml:space="preserve"> </w:t>
+      </w:r>
+      <w:r>
+        <w:rPr>
+          <w:iCs/>
+          <w:i/>
+        </w:rPr>
+        <w:t xml:space="preserve">Journal of International Business Studies, 34</w:t>
+      </w:r>
+      <w:r>
+        <w:t xml:space="preserve">(1), 5–18. https://doi.org/10.1057/palgrave.jibs.8400003</w:t>
+      </w:r>
+    </w:p>
+    <w:p>
+      <w:pPr>
+        <w:pStyle w:val="BodyText"/>
+      </w:pPr>
+      <w:r>
         <w:t xml:space="preserve">Contractor, F. J. (2012). Why do multinational firms exist? A theory note about the effect of multinational expansion on performance and recent methodological critiques.</w:t>
       </w:r>
       <w:r>
@@ -3175,6 +3170,27 @@
         <w:pStyle w:val="BodyText"/>
       </w:pPr>
       <w:r>
+        <w:t xml:space="preserve">Hitt, M. A., Tihanyi, L., Miller, T., &amp; Connelly, B. (2006). International diversification: Antecedents, outcomes, and moderators.</w:t>
+      </w:r>
+      <w:r>
+        <w:t xml:space="preserve"> </w:t>
+      </w:r>
+      <w:r>
+        <w:rPr>
+          <w:iCs/>
+          <w:i/>
+        </w:rPr>
+        <w:t xml:space="preserve">Journal of Management, 32</w:t>
+      </w:r>
+      <w:r>
+        <w:t xml:space="preserve">(6), 831–867. https://doi.org/10.1177/0149206306293575</w:t>
+      </w:r>
+    </w:p>
+    <w:p>
+      <w:pPr>
+        <w:pStyle w:val="BodyText"/>
+      </w:pPr>
+      <w:r>
         <w:t xml:space="preserve">Hojnik, J., Ruzzier, M., &amp; Konecnik Ruzzier, M. (2018). Internationalisation and economic performance: The mediating role of innovation.</w:t>
       </w:r>
       <w:r>
@@ -3301,6 +3317,30 @@
         <w:pStyle w:val="BodyText"/>
       </w:pPr>
       <w:r>
+        <w:t xml:space="preserve">Hunter, J. E., &amp; Schmidt, F. L. (2004).</w:t>
+      </w:r>
+      <w:r>
+        <w:t xml:space="preserve"> </w:t>
+      </w:r>
+      <w:r>
+        <w:rPr>
+          <w:iCs/>
+          <w:i/>
+        </w:rPr>
+        <w:t xml:space="preserve">Methods of meta-analysis: Correcting error and bias in research findings</w:t>
+      </w:r>
+      <w:r>
+        <w:t xml:space="preserve"> </w:t>
+      </w:r>
+      <w:r>
+        <w:t xml:space="preserve">(2nd ed.). Sage.</w:t>
+      </w:r>
+    </w:p>
+    <w:p>
+      <w:pPr>
+        <w:pStyle w:val="BodyText"/>
+      </w:pPr>
+      <w:r>
         <w:t xml:space="preserve">Hymer, S. H. (1976).</w:t>
       </w:r>
       <w:r>
@@ -4949,6 +4989,27 @@
       </w:r>
       <w:r>
         <w:t xml:space="preserve">(2), 69–90. https://doi.org/10.1108/1525383X200900012</w:t>
+      </w:r>
+    </w:p>
+    <w:p>
+      <w:pPr>
+        <w:pStyle w:val="BodyText"/>
+      </w:pPr>
+      <w:r>
+        <w:t xml:space="preserve">Peng, M. W. (2001). The resource-based view and international business.</w:t>
+      </w:r>
+      <w:r>
+        <w:t xml:space="preserve"> </w:t>
+      </w:r>
+      <w:r>
+        <w:rPr>
+          <w:iCs/>
+          <w:i/>
+        </w:rPr>
+        <w:t xml:space="preserve">Journal of Management, 27</w:t>
+      </w:r>
+      <w:r>
+        <w:t xml:space="preserve">(6), 803–829. https://doi.org/10.1177/014920630102700604</w:t>
       </w:r>
     </w:p>
     <w:p>

--- a/dist/BO_NOP_HOAN_CHINH_2026-06/3_luan_an_chuong_phu_luc/04_references_apa7.docx
+++ b/dist/BO_NOP_HOAN_CHINH_2026-06/3_luan_an_chuong_phu_luc/04_references_apa7.docx
@@ -1983,6 +1983,27 @@
         <w:pStyle w:val="BodyText"/>
       </w:pPr>
       <w:r>
+        <w:t xml:space="preserve">Corley, K. G., &amp; Gioia, D. A. (2011). Building theory about theory building: What constitutes a theoretical contribution?</w:t>
+      </w:r>
+      <w:r>
+        <w:t xml:space="preserve"> </w:t>
+      </w:r>
+      <w:r>
+        <w:rPr>
+          <w:iCs/>
+          <w:i/>
+        </w:rPr>
+        <w:t xml:space="preserve">Academy of Management Review, 36</w:t>
+      </w:r>
+      <w:r>
+        <w:t xml:space="preserve">(1), 12–32. https://doi.org/10.5465/amr.2009.0486</w:t>
+      </w:r>
+    </w:p>
+    <w:p>
+      <w:pPr>
+        <w:pStyle w:val="BodyText"/>
+      </w:pPr>
+      <w:r>
         <w:t xml:space="preserve">Cooper, H. (2010).</w:t>
       </w:r>
       <w:r>
@@ -4534,6 +4555,27 @@
         <w:pStyle w:val="BodyText"/>
       </w:pPr>
       <w:r>
+        <w:t xml:space="preserve">Melitz, M. J. (2003). The impact of trade on intra-industry reallocations and aggregate industry productivity.</w:t>
+      </w:r>
+      <w:r>
+        <w:t xml:space="preserve"> </w:t>
+      </w:r>
+      <w:r>
+        <w:rPr>
+          <w:iCs/>
+          <w:i/>
+        </w:rPr>
+        <w:t xml:space="preserve">Econometrica, 71</w:t>
+      </w:r>
+      <w:r>
+        <w:t xml:space="preserve">(6), 1695–1725. https://doi.org/10.1111/1468-0262.00467</w:t>
+      </w:r>
+    </w:p>
+    <w:p>
+      <w:pPr>
+        <w:pStyle w:val="BodyText"/>
+      </w:pPr>
+      <w:r>
         <w:t xml:space="preserve">Meyer, K. E., van Witteloostuijn, A., &amp; Beugelsdijk, S. (2017). What’s in a p? Reassessing best practices for conducting and reporting hypothesis-testing research.</w:t>
       </w:r>
       <w:r>
@@ -6712,6 +6754,27 @@
       </w:r>
       <w:r>
         <w:t xml:space="preserve">(2), 171–180. https://doi.org/10.1002/smj.4250050207</w:t>
+      </w:r>
+    </w:p>
+    <w:p>
+      <w:pPr>
+        <w:pStyle w:val="BodyText"/>
+      </w:pPr>
+      <w:r>
+        <w:t xml:space="preserve">Whetten, D. A. (1989). What constitutes a theoretical contribution?</w:t>
+      </w:r>
+      <w:r>
+        <w:t xml:space="preserve"> </w:t>
+      </w:r>
+      <w:r>
+        <w:rPr>
+          <w:iCs/>
+          <w:i/>
+        </w:rPr>
+        <w:t xml:space="preserve">Academy of Management Review, 14</w:t>
+      </w:r>
+      <w:r>
+        <w:t xml:space="preserve">(4), 490–495. https://doi.org/10.5465/amr.1989.4308371</w:t>
       </w:r>
     </w:p>
     <w:p>

--- a/dist/BO_NOP_HOAN_CHINH_2026-06/3_luan_an_chuong_phu_luc/04_references_apa7.docx
+++ b/dist/BO_NOP_HOAN_CHINH_2026-06/3_luan_an_chuong_phu_luc/04_references_apa7.docx
@@ -513,7 +513,7 @@
         <w:pStyle w:val="BodyText"/>
       </w:pPr>
       <w:r>
-        <w:t xml:space="preserve">Arte, L., &amp; Larimo, J. (2022). Moderating influence of psychic distance on the international diversification–performance relationship: Insights from a meta-analysis.</w:t>
+        <w:t xml:space="preserve">Arte, P., &amp; Larimo, J. (2022). Moderating influence of product diversification on the international diversification–performance relationship: A meta-analysis.</w:t>
       </w:r>
       <w:r>
         <w:t xml:space="preserve"> </w:t>
@@ -526,7 +526,7 @@
         <w:t xml:space="preserve">Journal of Business Research, 139</w:t>
       </w:r>
       <w:r>
-        <w:t xml:space="preserve">, 230–245. https://doi.org/10.1016/j.jbusres.2021.09.060</w:t>
+        <w:t xml:space="preserve">, 281–295.</w:t>
       </w:r>
     </w:p>
     <w:p>
@@ -1002,6 +1002,27 @@
         <w:pStyle w:val="BodyText"/>
       </w:pPr>
       <w:r>
+        <w:t xml:space="preserve">Beugelsdijk, S., Kostova, T., Kunst, V. E., Spadafora, E., &amp; van Essen, M. (2018). Cultural distance and firm internationalization: A meta-analytical review and theoretical implications.</w:t>
+      </w:r>
+      <w:r>
+        <w:t xml:space="preserve"> </w:t>
+      </w:r>
+      <w:r>
+        <w:rPr>
+          <w:iCs/>
+          <w:i/>
+        </w:rPr>
+        <w:t xml:space="preserve">Journal of Management, 44</w:t>
+      </w:r>
+      <w:r>
+        <w:t xml:space="preserve">(1), 89–130. https://doi.org/10.1177/0149206317729027</w:t>
+      </w:r>
+    </w:p>
+    <w:p>
+      <w:pPr>
+        <w:pStyle w:val="BodyText"/>
+      </w:pPr>
+      <w:r>
         <w:t xml:space="preserve">Bhandari, K. R., Zámborský, P., Ranta, M., &amp; Salo, J. (2023). Digitalization, internationalization, and firm performance.</w:t>
       </w:r>
       <w:r>
@@ -2206,6 +2227,30 @@
         <w:pStyle w:val="BodyText"/>
       </w:pPr>
       <w:r>
+        <w:t xml:space="preserve">Do, T. H., &amp; Phan, A. T. (2024, December 12).</w:t>
+      </w:r>
+      <w:r>
+        <w:t xml:space="preserve"> </w:t>
+      </w:r>
+      <w:r>
+        <w:rPr>
+          <w:iCs/>
+          <w:i/>
+        </w:rPr>
+        <w:t xml:space="preserve">Internationalization and firm performance: A meta-analysis review</w:t>
+      </w:r>
+      <w:r>
+        <w:t xml:space="preserve"> </w:t>
+      </w:r>
+      <w:r>
+        <w:t xml:space="preserve">[Conference presentation]. The 6th International Conference on Economics, Business and Finance, College of Economics, Can Tho University, Can Tho, Vietnam.</w:t>
+      </w:r>
+    </w:p>
+    <w:p>
+      <w:pPr>
+        <w:pStyle w:val="BodyText"/>
+      </w:pPr>
+      <w:r>
         <w:t xml:space="preserve">Do, T. H., &amp; Phan, A. T. (2025). Internationalization and firm performance of firms in India: The role of top management. In M. Bartekova (Ed.),</w:t>
       </w:r>
       <w:r>
@@ -3491,6 +3536,27 @@
         <w:pStyle w:val="BodyText"/>
       </w:pPr>
       <w:r>
+        <w:t xml:space="preserve">Johanson, J., &amp; Vahlne, J.-E. (2009). The Uppsala internationalization process model revisited: From liability of foreignness to liability of outsidership.</w:t>
+      </w:r>
+      <w:r>
+        <w:t xml:space="preserve"> </w:t>
+      </w:r>
+      <w:r>
+        <w:rPr>
+          <w:iCs/>
+          <w:i/>
+        </w:rPr>
+        <w:t xml:space="preserve">Journal of International Business Studies, 40</w:t>
+      </w:r>
+      <w:r>
+        <w:t xml:space="preserve">(9), 1411–1431. https://doi.org/10.1057/jibs.2009.24</w:t>
+      </w:r>
+    </w:p>
+    <w:p>
+      <w:pPr>
+        <w:pStyle w:val="BodyText"/>
+      </w:pPr>
+      <w:r>
         <w:t xml:space="preserve">Juniati, S., &amp; Wahyuni, S. (2019). Internationalization and performance: Evidence from Indonesian firms.</w:t>
       </w:r>
       <w:r>
@@ -4471,7 +4537,7 @@
         <w:t xml:space="preserve"> </w:t>
       </w:r>
       <w:r>
-        <w:t xml:space="preserve">[Manuscript under review].</w:t>
+        <w:t xml:space="preserve">[Manuscript in preparation].</w:t>
       </w:r>
       <w:r>
         <w:t xml:space="preserve"> </w:t>
@@ -6195,6 +6261,27 @@
       </w:r>
       <w:r>
         <w:t xml:space="preserve">(7), 509–533. https://doi.org/10.1002/smj.4250180702</w:t>
+      </w:r>
+    </w:p>
+    <w:p>
+      <w:pPr>
+        <w:pStyle w:val="BodyText"/>
+      </w:pPr>
+      <w:r>
+        <w:t xml:space="preserve">Thomas, D. C., Cuervo-Cazurra, A., &amp; Brannen, M. Y. (2011). From the Editors: Explaining theoretical relationships in international business research: Focusing on the arrows, NOT the boxes.</w:t>
+      </w:r>
+      <w:r>
+        <w:t xml:space="preserve"> </w:t>
+      </w:r>
+      <w:r>
+        <w:rPr>
+          <w:iCs/>
+          <w:i/>
+        </w:rPr>
+        <w:t xml:space="preserve">Journal of International Business Studies, 42</w:t>
+      </w:r>
+      <w:r>
+        <w:t xml:space="preserve">(9), 1073–1080. https://doi.org/10.1057/jibs.2011.47</w:t>
       </w:r>
     </w:p>
     <w:p>
